--- a/data/modelos/control_pagos_segunda.docx
+++ b/data/modelos/control_pagos_segunda.docx
@@ -908,15 +908,6 @@
         </w:rPr>
         <w:t>Director Ejecutivo del Centro de Idiomas de la UNMSM</w:t>
       </w:r>
-    </w:p>
-    <w:p>
-      <w:pPr>
-        <w:rPr>
-          <w:rFonts w:ascii="Garamond" w:hAnsi="Garamond"/>
-          <w:sz w:val="24"/>
-          <w:szCs w:val="24"/>
-        </w:rPr>
-      </w:pPr>
     </w:p>
     <w:sectPr>
       <w:headerReference w:type="default" r:id="rId6"/>
@@ -1548,7 +1539,6 @@
     <w:basedOn w:val="Normal"/>
     <w:link w:val="TextoindependienteCar"/>
     <w:uiPriority w:val="1"/>
-    <w:semiHidden/>
     <w:unhideWhenUsed/>
     <w:qFormat/>
     <w:rsid w:val="000043C4"/>
@@ -1570,7 +1560,6 @@
     <w:basedOn w:val="Fuentedeprrafopredeter"/>
     <w:link w:val="Textoindependiente"/>
     <w:uiPriority w:val="1"/>
-    <w:semiHidden/>
     <w:rsid w:val="000043C4"/>
     <w:rPr>
       <w:rFonts w:ascii="Arial MT" w:eastAsia="Arial MT" w:hAnsi="Arial MT" w:cs="Arial MT"/>

--- a/data/modelos/control_pagos_segunda.docx
+++ b/data/modelos/control_pagos_segunda.docx
@@ -792,7 +792,7 @@
                 <w:sz w:val="24"/>
                 <w:szCs w:val="24"/>
               </w:rPr>
-              <w:t>Saldo_Restante</w:t>
+              <w:t>Saldo_Segunda</w:t>
             </w:r>
           </w:p>
         </w:tc>

--- a/data/modelos/control_pagos_segunda.docx
+++ b/data/modelos/control_pagos_segunda.docx
@@ -409,15 +409,11 @@
             <w:pPr>
               <w:rPr>
                 <w:rFonts w:ascii="Garamond" w:hAnsi="Garamond"/>
-                <w:sz w:val="24"/>
-                <w:szCs w:val="24"/>
-              </w:rPr>
-            </w:pPr>
-            <w:r>
-              <w:rPr>
-                <w:rFonts w:ascii="Garamond" w:hAnsi="Garamond"/>
-                <w:sz w:val="24"/>
-                <w:szCs w:val="24"/>
+              </w:rPr>
+            </w:pPr>
+            <w:r>
+              <w:rPr>
+                <w:rFonts w:ascii="Garamond" w:hAnsi="Garamond"/>
               </w:rPr>
               <w:t>1</w:t>
             </w:r>
@@ -433,15 +429,11 @@
             <w:pPr>
               <w:rPr>
                 <w:rFonts w:ascii="Garamond" w:hAnsi="Garamond"/>
-                <w:sz w:val="24"/>
-                <w:szCs w:val="24"/>
-              </w:rPr>
-            </w:pPr>
-            <w:r>
-              <w:rPr>
-                <w:rFonts w:ascii="Garamond" w:hAnsi="Garamond"/>
-                <w:sz w:val="24"/>
-                <w:szCs w:val="24"/>
+              </w:rPr>
+            </w:pPr>
+            <w:r>
+              <w:rPr>
+                <w:rFonts w:ascii="Garamond" w:hAnsi="Garamond"/>
               </w:rPr>
               <w:t>Nombre_Docente</w:t>
             </w:r>
@@ -459,31 +451,17 @@
             <w:pPr>
               <w:rPr>
                 <w:rFonts w:ascii="Garamond" w:hAnsi="Garamond"/>
-                <w:sz w:val="24"/>
-                <w:szCs w:val="24"/>
-              </w:rPr>
-            </w:pPr>
-            <w:r>
-              <w:rPr>
-                <w:rFonts w:ascii="Garamond" w:hAnsi="Garamond"/>
-                <w:sz w:val="24"/>
-                <w:szCs w:val="24"/>
-              </w:rPr>
-              <w:t>N.º ______</w:t>
-            </w:r>
-            <w:r>
-              <w:rPr>
-                <w:rFonts w:ascii="Garamond" w:hAnsi="Garamond"/>
-                <w:sz w:val="24"/>
-                <w:szCs w:val="24"/>
-              </w:rPr>
-              <w:t>-</w:t>
-            </w:r>
-            <w:r>
-              <w:rPr>
-                <w:rFonts w:ascii="Garamond" w:hAnsi="Garamond"/>
-                <w:sz w:val="24"/>
-                <w:szCs w:val="24"/>
+              </w:rPr>
+            </w:pPr>
+            <w:r>
+              <w:rPr>
+                <w:rFonts w:ascii="Garamond" w:hAnsi="Garamond"/>
+              </w:rPr>
+              <w:t>N.º ______-</w:t>
+            </w:r>
+            <w:r>
+              <w:rPr>
+                <w:rFonts w:ascii="Garamond" w:hAnsi="Garamond"/>
               </w:rPr>
               <w:t>2026-DECEID-D-FLCH/UNMSM</w:t>
             </w:r>
@@ -501,15 +479,11 @@
             <w:pPr>
               <w:rPr>
                 <w:rFonts w:ascii="Garamond" w:hAnsi="Garamond"/>
-                <w:sz w:val="24"/>
-                <w:szCs w:val="24"/>
-              </w:rPr>
-            </w:pPr>
-            <w:r>
-              <w:rPr>
-                <w:rFonts w:ascii="Garamond" w:hAnsi="Garamond"/>
-                <w:sz w:val="24"/>
-                <w:szCs w:val="24"/>
+              </w:rPr>
+            </w:pPr>
+            <w:r>
+              <w:rPr>
+                <w:rFonts w:ascii="Garamond" w:hAnsi="Garamond"/>
               </w:rPr>
               <w:t>Total_Primera</w:t>
             </w:r>
@@ -524,15 +498,11 @@
             <w:pPr>
               <w:rPr>
                 <w:rFonts w:ascii="Garamond" w:hAnsi="Garamond"/>
-                <w:sz w:val="24"/>
-                <w:szCs w:val="24"/>
-              </w:rPr>
-            </w:pPr>
-            <w:r>
-              <w:rPr>
-                <w:rFonts w:ascii="Garamond" w:hAnsi="Garamond"/>
-                <w:sz w:val="24"/>
-                <w:szCs w:val="24"/>
+              </w:rPr>
+            </w:pPr>
+            <w:r>
+              <w:rPr>
+                <w:rFonts w:ascii="Garamond" w:hAnsi="Garamond"/>
               </w:rPr>
               <w:t>Monto_Total</w:t>
             </w:r>
@@ -555,15 +525,11 @@
             <w:pPr>
               <w:rPr>
                 <w:rFonts w:ascii="Garamond" w:hAnsi="Garamond"/>
-                <w:sz w:val="24"/>
-                <w:szCs w:val="24"/>
-              </w:rPr>
-            </w:pPr>
-            <w:r>
-              <w:rPr>
-                <w:rFonts w:ascii="Garamond" w:hAnsi="Garamond"/>
-                <w:sz w:val="24"/>
-                <w:szCs w:val="24"/>
+              </w:rPr>
+            </w:pPr>
+            <w:r>
+              <w:rPr>
+                <w:rFonts w:ascii="Garamond" w:hAnsi="Garamond"/>
               </w:rPr>
               <w:t>2</w:t>
             </w:r>
@@ -579,8 +545,6 @@
             <w:pPr>
               <w:rPr>
                 <w:rFonts w:ascii="Garamond" w:hAnsi="Garamond"/>
-                <w:sz w:val="24"/>
-                <w:szCs w:val="24"/>
               </w:rPr>
             </w:pPr>
           </w:p>
@@ -597,31 +561,17 @@
             <w:pPr>
               <w:rPr>
                 <w:rFonts w:ascii="Garamond" w:hAnsi="Garamond"/>
-                <w:sz w:val="24"/>
-                <w:szCs w:val="24"/>
-              </w:rPr>
-            </w:pPr>
-            <w:r>
-              <w:rPr>
-                <w:rFonts w:ascii="Garamond" w:hAnsi="Garamond"/>
-                <w:sz w:val="24"/>
-                <w:szCs w:val="24"/>
-              </w:rPr>
-              <w:t>N.º ______</w:t>
-            </w:r>
-            <w:r>
-              <w:rPr>
-                <w:rFonts w:ascii="Garamond" w:hAnsi="Garamond"/>
-                <w:sz w:val="24"/>
-                <w:szCs w:val="24"/>
-              </w:rPr>
-              <w:t>-</w:t>
-            </w:r>
-            <w:r>
-              <w:rPr>
-                <w:rFonts w:ascii="Garamond" w:hAnsi="Garamond"/>
-                <w:sz w:val="24"/>
-                <w:szCs w:val="24"/>
+              </w:rPr>
+            </w:pPr>
+            <w:r>
+              <w:rPr>
+                <w:rFonts w:ascii="Garamond" w:hAnsi="Garamond"/>
+              </w:rPr>
+              <w:t>N.º ______-</w:t>
+            </w:r>
+            <w:r>
+              <w:rPr>
+                <w:rFonts w:ascii="Garamond" w:hAnsi="Garamond"/>
               </w:rPr>
               <w:t>2026-DECEID-D-FLCH/UNMSM</w:t>
             </w:r>
@@ -639,15 +589,11 @@
             <w:pPr>
               <w:rPr>
                 <w:rFonts w:ascii="Garamond" w:hAnsi="Garamond"/>
-                <w:sz w:val="24"/>
-                <w:szCs w:val="24"/>
-              </w:rPr>
-            </w:pPr>
-            <w:r>
-              <w:rPr>
-                <w:rFonts w:ascii="Garamond" w:hAnsi="Garamond"/>
-                <w:sz w:val="24"/>
-                <w:szCs w:val="24"/>
+              </w:rPr>
+            </w:pPr>
+            <w:r>
+              <w:rPr>
+                <w:rFonts w:ascii="Garamond" w:hAnsi="Garamond"/>
               </w:rPr>
               <w:t>Total_Segunda</w:t>
             </w:r>
@@ -662,15 +608,11 @@
             <w:pPr>
               <w:rPr>
                 <w:rFonts w:ascii="Garamond" w:hAnsi="Garamond"/>
-                <w:sz w:val="24"/>
-                <w:szCs w:val="24"/>
-              </w:rPr>
-            </w:pPr>
-            <w:r>
-              <w:rPr>
-                <w:rFonts w:ascii="Garamond" w:hAnsi="Garamond"/>
-                <w:sz w:val="24"/>
-                <w:szCs w:val="24"/>
+              </w:rPr>
+            </w:pPr>
+            <w:r>
+              <w:rPr>
+                <w:rFonts w:ascii="Garamond" w:hAnsi="Garamond"/>
               </w:rPr>
               <w:t>Saldo_Primera</w:t>
             </w:r>
@@ -696,8 +638,6 @@
             <w:pPr>
               <w:rPr>
                 <w:rFonts w:ascii="Garamond" w:hAnsi="Garamond"/>
-                <w:sz w:val="24"/>
-                <w:szCs w:val="24"/>
               </w:rPr>
             </w:pPr>
           </w:p>
@@ -717,8 +657,6 @@
             <w:pPr>
               <w:rPr>
                 <w:rFonts w:ascii="Garamond" w:hAnsi="Garamond"/>
-                <w:sz w:val="24"/>
-                <w:szCs w:val="24"/>
               </w:rPr>
             </w:pPr>
           </w:p>
@@ -738,8 +676,6 @@
             <w:pPr>
               <w:rPr>
                 <w:rFonts w:ascii="Garamond" w:hAnsi="Garamond"/>
-                <w:sz w:val="24"/>
-                <w:szCs w:val="24"/>
               </w:rPr>
             </w:pPr>
           </w:p>
@@ -758,16 +694,12 @@
               <w:rPr>
                 <w:rFonts w:ascii="Garamond" w:hAnsi="Garamond"/>
                 <w:b/>
-                <w:sz w:val="24"/>
-                <w:szCs w:val="24"/>
               </w:rPr>
             </w:pPr>
             <w:r>
               <w:rPr>
                 <w:rFonts w:ascii="Garamond" w:hAnsi="Garamond"/>
                 <w:b/>
-                <w:sz w:val="24"/>
-                <w:szCs w:val="24"/>
               </w:rPr>
               <w:t>Saldo</w:t>
             </w:r>
@@ -782,15 +714,11 @@
             <w:pPr>
               <w:rPr>
                 <w:rFonts w:ascii="Garamond" w:hAnsi="Garamond"/>
-                <w:sz w:val="24"/>
-                <w:szCs w:val="24"/>
-              </w:rPr>
-            </w:pPr>
-            <w:r>
-              <w:rPr>
-                <w:rFonts w:ascii="Garamond" w:hAnsi="Garamond"/>
-                <w:sz w:val="24"/>
-                <w:szCs w:val="24"/>
+              </w:rPr>
+            </w:pPr>
+            <w:r>
+              <w:rPr>
+                <w:rFonts w:ascii="Garamond" w:hAnsi="Garamond"/>
               </w:rPr>
               <w:t>Saldo_Segunda</w:t>
             </w:r>
